--- a/docs/Thina_CRM_System_Specification_v1.0.1.docx
+++ b/docs/Thina_CRM_System_Specification_v1.0.1.docx
@@ -36,7 +36,7 @@
           <w:sz w:val="36"/>
           <w:szCs w:val="36"/>
         </w:rPr>
-        <w:t xml:space="preserve">System Specification Document</w:t>
+        <w:t xml:space="preserve">Thina CRM System Specification v1.0.1</w:t>
       </w:r>
     </w:p>
     <w:p>
@@ -87,21 +87,6 @@
       </w:r>
     </w:p>
     <w:p>
-      <w:pPr>
-        <w:spacing w:after="200"/>
-        <w:jc w:val="center"/>
-      </w:pPr>
-      <w:r>
-        <w:rPr>
-          <w:rFonts w:ascii="Aptos" w:cs="Aptos" w:eastAsia="Aptos" w:hAnsi="Aptos"/>
-          <w:color w:val="71717A"/>
-          <w:sz w:val="22"/>
-          <w:szCs w:val="22"/>
-        </w:rPr>
-        <w:t xml:space="preserve">A modern Customer Relationship Management system built with Next.js, Firebase, and Tailwind CSS</w:t>
-      </w:r>
-    </w:p>
-    <w:p>
       <w:r>
         <w:br w:type="page"/>
       </w:r>
@@ -117,269 +102,184 @@
     </w:p>
     <w:p>
       <w:pPr>
-        <w:spacing w:after="40"/>
-      </w:pPr>
-    </w:p>
-    <w:p>
-      <w:pPr>
-        <w:pBdr>
-          <w:bottom w:val="single" w:color="E4E4E7" w:sz="1" w:space="4"/>
-        </w:pBdr>
-        <w:spacing w:after="80" w:before="80"/>
-        <w:ind w:left="431"/>
-      </w:pPr>
-      <w:r>
-        <w:rPr>
-          <w:rFonts w:ascii="Aptos" w:cs="Aptos" w:eastAsia="Aptos" w:hAnsi="Aptos"/>
-          <w:color w:val="27272A"/>
-          <w:sz w:val="24"/>
-          <w:szCs w:val="24"/>
+        <w:spacing w:after="100"/>
+      </w:pPr>
+      <w:r>
+        <w:rPr>
+          <w:rFonts w:ascii="Aptos" w:cs="Aptos" w:eastAsia="Aptos" w:hAnsi="Aptos"/>
+          <w:sz w:val="22"/>
+          <w:szCs w:val="22"/>
         </w:rPr>
         <w:t xml:space="preserve">1. Executive Summary</w:t>
       </w:r>
     </w:p>
     <w:p>
       <w:pPr>
-        <w:pBdr>
-          <w:bottom w:val="single" w:color="E4E4E7" w:sz="1" w:space="4"/>
-        </w:pBdr>
-        <w:spacing w:after="80" w:before="80"/>
-        <w:ind w:left="431"/>
-      </w:pPr>
-      <w:r>
-        <w:rPr>
-          <w:rFonts w:ascii="Aptos" w:cs="Aptos" w:eastAsia="Aptos" w:hAnsi="Aptos"/>
-          <w:color w:val="27272A"/>
-          <w:sz w:val="24"/>
-          <w:szCs w:val="24"/>
+        <w:spacing w:after="100"/>
+      </w:pPr>
+      <w:r>
+        <w:rPr>
+          <w:rFonts w:ascii="Aptos" w:cs="Aptos" w:eastAsia="Aptos" w:hAnsi="Aptos"/>
+          <w:sz w:val="22"/>
+          <w:szCs w:val="22"/>
         </w:rPr>
         <w:t xml:space="preserve">2. System Architecture</w:t>
       </w:r>
     </w:p>
     <w:p>
       <w:pPr>
-        <w:pBdr>
-          <w:bottom w:val="single" w:color="E4E4E7" w:sz="1" w:space="4"/>
-        </w:pBdr>
-        <w:spacing w:after="80" w:before="80"/>
-        <w:ind w:left="431"/>
-      </w:pPr>
-      <w:r>
-        <w:rPr>
-          <w:rFonts w:ascii="Aptos" w:cs="Aptos" w:eastAsia="Aptos" w:hAnsi="Aptos"/>
-          <w:color w:val="27272A"/>
-          <w:sz w:val="24"/>
-          <w:szCs w:val="24"/>
+        <w:spacing w:after="100"/>
+      </w:pPr>
+      <w:r>
+        <w:rPr>
+          <w:rFonts w:ascii="Aptos" w:cs="Aptos" w:eastAsia="Aptos" w:hAnsi="Aptos"/>
+          <w:sz w:val="22"/>
+          <w:szCs w:val="22"/>
         </w:rPr>
         <w:t xml:space="preserve">3. Technology Stack &amp; Frameworks</w:t>
       </w:r>
     </w:p>
     <w:p>
       <w:pPr>
-        <w:pBdr>
-          <w:bottom w:val="single" w:color="E4E4E7" w:sz="1" w:space="4"/>
-        </w:pBdr>
-        <w:spacing w:after="80" w:before="80"/>
-        <w:ind w:left="431"/>
-      </w:pPr>
-      <w:r>
-        <w:rPr>
-          <w:rFonts w:ascii="Aptos" w:cs="Aptos" w:eastAsia="Aptos" w:hAnsi="Aptos"/>
-          <w:color w:val="27272A"/>
-          <w:sz w:val="24"/>
-          <w:szCs w:val="24"/>
+        <w:spacing w:after="100"/>
+      </w:pPr>
+      <w:r>
+        <w:rPr>
+          <w:rFonts w:ascii="Aptos" w:cs="Aptos" w:eastAsia="Aptos" w:hAnsi="Aptos"/>
+          <w:sz w:val="22"/>
+          <w:szCs w:val="22"/>
         </w:rPr>
         <w:t xml:space="preserve">4. Component Inventory</w:t>
       </w:r>
     </w:p>
     <w:p>
       <w:pPr>
-        <w:pBdr>
-          <w:bottom w:val="single" w:color="E4E4E7" w:sz="1" w:space="4"/>
-        </w:pBdr>
-        <w:spacing w:after="80" w:before="80"/>
-        <w:ind w:left="431"/>
-      </w:pPr>
-      <w:r>
-        <w:rPr>
-          <w:rFonts w:ascii="Aptos" w:cs="Aptos" w:eastAsia="Aptos" w:hAnsi="Aptos"/>
-          <w:color w:val="27272A"/>
-          <w:sz w:val="24"/>
-          <w:szCs w:val="24"/>
+        <w:spacing w:after="100"/>
+      </w:pPr>
+      <w:r>
+        <w:rPr>
+          <w:rFonts w:ascii="Aptos" w:cs="Aptos" w:eastAsia="Aptos" w:hAnsi="Aptos"/>
+          <w:sz w:val="22"/>
+          <w:szCs w:val="22"/>
         </w:rPr>
         <w:t xml:space="preserve">5. Page Routes &amp; Features</w:t>
       </w:r>
     </w:p>
     <w:p>
       <w:pPr>
-        <w:pBdr>
-          <w:bottom w:val="single" w:color="E4E4E7" w:sz="1" w:space="4"/>
-        </w:pBdr>
-        <w:spacing w:after="80" w:before="80"/>
-        <w:ind w:left="431"/>
-      </w:pPr>
-      <w:r>
-        <w:rPr>
-          <w:rFonts w:ascii="Aptos" w:cs="Aptos" w:eastAsia="Aptos" w:hAnsi="Aptos"/>
-          <w:color w:val="27272A"/>
-          <w:sz w:val="24"/>
-          <w:szCs w:val="24"/>
+        <w:spacing w:after="100"/>
+      </w:pPr>
+      <w:r>
+        <w:rPr>
+          <w:rFonts w:ascii="Aptos" w:cs="Aptos" w:eastAsia="Aptos" w:hAnsi="Aptos"/>
+          <w:sz w:val="22"/>
+          <w:szCs w:val="22"/>
         </w:rPr>
         <w:t xml:space="preserve">6. Core Functions &amp; APIs</w:t>
       </w:r>
     </w:p>
     <w:p>
       <w:pPr>
-        <w:pBdr>
-          <w:bottom w:val="single" w:color="E4E4E7" w:sz="1" w:space="4"/>
-        </w:pBdr>
-        <w:spacing w:after="80" w:before="80"/>
-        <w:ind w:left="431"/>
-      </w:pPr>
-      <w:r>
-        <w:rPr>
-          <w:rFonts w:ascii="Aptos" w:cs="Aptos" w:eastAsia="Aptos" w:hAnsi="Aptos"/>
-          <w:color w:val="27272A"/>
-          <w:sz w:val="24"/>
-          <w:szCs w:val="24"/>
+        <w:spacing w:after="100"/>
+      </w:pPr>
+      <w:r>
+        <w:rPr>
+          <w:rFonts w:ascii="Aptos" w:cs="Aptos" w:eastAsia="Aptos" w:hAnsi="Aptos"/>
+          <w:sz w:val="22"/>
+          <w:szCs w:val="22"/>
         </w:rPr>
         <w:t xml:space="preserve">7. Design System</w:t>
       </w:r>
     </w:p>
     <w:p>
       <w:pPr>
-        <w:pBdr>
-          <w:bottom w:val="single" w:color="E4E4E7" w:sz="1" w:space="4"/>
-        </w:pBdr>
-        <w:spacing w:after="80" w:before="80"/>
-        <w:ind w:left="431"/>
-      </w:pPr>
-      <w:r>
-        <w:rPr>
-          <w:rFonts w:ascii="Aptos" w:cs="Aptos" w:eastAsia="Aptos" w:hAnsi="Aptos"/>
-          <w:color w:val="27272A"/>
-          <w:sz w:val="24"/>
-          <w:szCs w:val="24"/>
+        <w:spacing w:after="100"/>
+      </w:pPr>
+      <w:r>
+        <w:rPr>
+          <w:rFonts w:ascii="Aptos" w:cs="Aptos" w:eastAsia="Aptos" w:hAnsi="Aptos"/>
+          <w:sz w:val="22"/>
+          <w:szCs w:val="22"/>
         </w:rPr>
         <w:t xml:space="preserve">8. Data Seeder</w:t>
       </w:r>
     </w:p>
     <w:p>
       <w:pPr>
-        <w:pBdr>
-          <w:bottom w:val="single" w:color="E4E4E7" w:sz="1" w:space="4"/>
-        </w:pBdr>
-        <w:spacing w:after="80" w:before="80"/>
-        <w:ind w:left="431"/>
-      </w:pPr>
-      <w:r>
-        <w:rPr>
-          <w:rFonts w:ascii="Aptos" w:cs="Aptos" w:eastAsia="Aptos" w:hAnsi="Aptos"/>
-          <w:color w:val="27272A"/>
-          <w:sz w:val="24"/>
-          <w:szCs w:val="24"/>
+        <w:spacing w:after="100"/>
+      </w:pPr>
+      <w:r>
+        <w:rPr>
+          <w:rFonts w:ascii="Aptos" w:cs="Aptos" w:eastAsia="Aptos" w:hAnsi="Aptos"/>
+          <w:sz w:val="22"/>
+          <w:szCs w:val="22"/>
         </w:rPr>
         <w:t xml:space="preserve">9. Testing &amp; Quality Assurance</w:t>
       </w:r>
     </w:p>
     <w:p>
       <w:pPr>
-        <w:pBdr>
-          <w:bottom w:val="single" w:color="E4E4E7" w:sz="1" w:space="4"/>
-        </w:pBdr>
-        <w:spacing w:after="80" w:before="80"/>
-        <w:ind w:left="431"/>
-      </w:pPr>
-      <w:r>
-        <w:rPr>
-          <w:rFonts w:ascii="Aptos" w:cs="Aptos" w:eastAsia="Aptos" w:hAnsi="Aptos"/>
-          <w:color w:val="27272A"/>
-          <w:sz w:val="24"/>
-          <w:szCs w:val="24"/>
+        <w:spacing w:after="100"/>
+      </w:pPr>
+      <w:r>
+        <w:rPr>
+          <w:rFonts w:ascii="Aptos" w:cs="Aptos" w:eastAsia="Aptos" w:hAnsi="Aptos"/>
+          <w:sz w:val="22"/>
+          <w:szCs w:val="22"/>
         </w:rPr>
         <w:t xml:space="preserve">10. System Integration &amp; Configuration</w:t>
       </w:r>
     </w:p>
     <w:p>
       <w:pPr>
-        <w:pBdr>
-          <w:bottom w:val="single" w:color="E4E4E7" w:sz="1" w:space="4"/>
-        </w:pBdr>
-        <w:spacing w:after="80" w:before="80"/>
-        <w:ind w:left="431"/>
-      </w:pPr>
-      <w:r>
-        <w:rPr>
-          <w:rFonts w:ascii="Aptos" w:cs="Aptos" w:eastAsia="Aptos" w:hAnsi="Aptos"/>
-          <w:color w:val="27272A"/>
-          <w:sz w:val="24"/>
-          <w:szCs w:val="24"/>
+        <w:spacing w:after="100"/>
+      </w:pPr>
+      <w:r>
+        <w:rPr>
+          <w:rFonts w:ascii="Aptos" w:cs="Aptos" w:eastAsia="Aptos" w:hAnsi="Aptos"/>
+          <w:sz w:val="22"/>
+          <w:szCs w:val="22"/>
         </w:rPr>
         <w:t xml:space="preserve">11. Deployment</w:t>
       </w:r>
     </w:p>
     <w:p>
       <w:pPr>
-        <w:pBdr>
-          <w:bottom w:val="single" w:color="E4E4E7" w:sz="1" w:space="4"/>
-        </w:pBdr>
-        <w:spacing w:after="80" w:before="80"/>
-        <w:ind w:left="431"/>
-      </w:pPr>
-      <w:r>
-        <w:rPr>
-          <w:rFonts w:ascii="Aptos" w:cs="Aptos" w:eastAsia="Aptos" w:hAnsi="Aptos"/>
-          <w:color w:val="27272A"/>
-          <w:sz w:val="24"/>
-          <w:szCs w:val="24"/>
+        <w:spacing w:after="100"/>
+      </w:pPr>
+      <w:r>
+        <w:rPr>
+          <w:rFonts w:ascii="Aptos" w:cs="Aptos" w:eastAsia="Aptos" w:hAnsi="Aptos"/>
+          <w:sz w:val="22"/>
+          <w:szCs w:val="22"/>
         </w:rPr>
         <w:t xml:space="preserve">12. AI-Assisted Development</w:t>
       </w:r>
     </w:p>
     <w:p>
       <w:pPr>
-        <w:pBdr>
-          <w:bottom w:val="single" w:color="E4E4E7" w:sz="1" w:space="4"/>
-        </w:pBdr>
-        <w:spacing w:after="80" w:before="80"/>
-        <w:ind w:left="431"/>
-      </w:pPr>
-      <w:r>
-        <w:rPr>
-          <w:rFonts w:ascii="Aptos" w:cs="Aptos" w:eastAsia="Aptos" w:hAnsi="Aptos"/>
-          <w:color w:val="27272A"/>
-          <w:sz w:val="24"/>
-          <w:szCs w:val="24"/>
+        <w:spacing w:after="100"/>
+      </w:pPr>
+      <w:r>
+        <w:rPr>
+          <w:rFonts w:ascii="Aptos" w:cs="Aptos" w:eastAsia="Aptos" w:hAnsi="Aptos"/>
+          <w:sz w:val="22"/>
+          <w:szCs w:val="22"/>
         </w:rPr>
         <w:t xml:space="preserve">13. Version History</w:t>
       </w:r>
     </w:p>
     <w:p>
       <w:pPr>
-        <w:pBdr>
-          <w:bottom w:val="single" w:color="E4E4E7" w:sz="1" w:space="4"/>
-        </w:pBdr>
-        <w:spacing w:after="80" w:before="80"/>
-        <w:ind w:left="431"/>
-      </w:pPr>
-      <w:r>
-        <w:rPr>
-          <w:rFonts w:ascii="Aptos" w:cs="Aptos" w:eastAsia="Aptos" w:hAnsi="Aptos"/>
-          <w:color w:val="27272A"/>
-          <w:sz w:val="24"/>
-          <w:szCs w:val="24"/>
+        <w:spacing w:after="100"/>
+      </w:pPr>
+      <w:r>
+        <w:rPr>
+          <w:rFonts w:ascii="Aptos" w:cs="Aptos" w:eastAsia="Aptos" w:hAnsi="Aptos"/>
+          <w:sz w:val="22"/>
+          <w:szCs w:val="22"/>
         </w:rPr>
         <w:t xml:space="preserve">14. Appendix</w:t>
-      </w:r>
-    </w:p>
-    <w:p>
-      <w:pPr>
-        <w:spacing w:after="40"/>
-      </w:pPr>
-    </w:p>
-    <w:p>
-      <w:r>
-        <w:br w:type="page"/>
       </w:r>
     </w:p>
     <w:p>
@@ -406,11 +306,6 @@
     </w:p>
     <w:p>
       <w:pPr>
-        <w:spacing w:after="40"/>
-      </w:pPr>
-    </w:p>
-    <w:p>
-      <w:pPr>
         <w:spacing w:after="100"/>
       </w:pPr>
       <w:r>
@@ -421,11 +316,6 @@
         </w:rPr>
         <w:t xml:space="preserve">The application is built on a modern technology stack featuring Next.js 15 with the App Router, React 19, Firebase for authentication and database services, and Tailwind CSS with shadcn/ui for a premium user interface following the "Linear Aesthetic" design philosophy.</w:t>
       </w:r>
-    </w:p>
-    <w:p>
-      <w:pPr>
-        <w:spacing w:after="40"/>
-      </w:pPr>
     </w:p>
     <w:p>
       <w:pPr>
@@ -689,11 +579,6 @@
       </w:r>
     </w:p>
     <w:p>
-      <w:r>
-        <w:br w:type="page"/>
-      </w:r>
-    </w:p>
-    <w:p>
       <w:pPr>
         <w:pStyle w:val="Heading1"/>
         <w:spacing w:after="120" w:before="300"/>
@@ -726,17 +611,17 @@
     </w:p>
     <w:p>
       <w:pPr>
-        <w:spacing w:after="40"/>
-      </w:pPr>
-    </w:p>
-    <w:p>
-      <w:pPr>
         <w:pStyle w:val="Heading3"/>
         <w:spacing w:after="120" w:before="300"/>
       </w:pPr>
       <w:r>
         <w:t xml:space="preserve">2.1.1 Architecture Layers</w:t>
       </w:r>
+    </w:p>
+    <w:p>
+      <w:pPr>
+        <w:spacing w:after="40"/>
+      </w:pPr>
     </w:p>
     <w:tbl>
       <w:tblPr>
@@ -1109,8 +994,7 @@
     </w:p>
     <w:p>
       <w:pPr>
-        <w:shd w:fill="F4F4F5" w:val="clear"/>
-        <w:spacing w:after="60" w:before="60"/>
+        <w:spacing w:after="100"/>
       </w:pPr>
       <w:r>
         <w:rPr>
@@ -1123,8 +1007,7 @@
     </w:p>
     <w:p>
       <w:pPr>
-        <w:shd w:fill="F4F4F5" w:val="clear"/>
-        <w:spacing w:after="60" w:before="60"/>
+        <w:spacing w:after="100"/>
       </w:pPr>
       <w:r>
         <w:rPr>
@@ -1137,8 +1020,7 @@
     </w:p>
     <w:p>
       <w:pPr>
-        <w:shd w:fill="F4F4F5" w:val="clear"/>
-        <w:spacing w:after="60" w:before="60"/>
+        <w:spacing w:after="100"/>
       </w:pPr>
       <w:r>
         <w:rPr>
@@ -1151,8 +1033,7 @@
     </w:p>
     <w:p>
       <w:pPr>
-        <w:shd w:fill="F4F4F5" w:val="clear"/>
-        <w:spacing w:after="60" w:before="60"/>
+        <w:spacing w:after="100"/>
       </w:pPr>
       <w:r>
         <w:rPr>
@@ -1165,8 +1046,7 @@
     </w:p>
     <w:p>
       <w:pPr>
-        <w:shd w:fill="F4F4F5" w:val="clear"/>
-        <w:spacing w:after="60" w:before="60"/>
+        <w:spacing w:after="100"/>
       </w:pPr>
       <w:r>
         <w:rPr>
@@ -1179,8 +1059,7 @@
     </w:p>
     <w:p>
       <w:pPr>
-        <w:shd w:fill="F4F4F5" w:val="clear"/>
-        <w:spacing w:after="60" w:before="60"/>
+        <w:spacing w:after="100"/>
       </w:pPr>
       <w:r>
         <w:rPr>
@@ -1193,8 +1072,7 @@
     </w:p>
     <w:p>
       <w:pPr>
-        <w:shd w:fill="F4F4F5" w:val="clear"/>
-        <w:spacing w:after="60" w:before="60"/>
+        <w:spacing w:after="100"/>
       </w:pPr>
       <w:r>
         <w:rPr>
@@ -1207,8 +1085,7 @@
     </w:p>
     <w:p>
       <w:pPr>
-        <w:shd w:fill="F4F4F5" w:val="clear"/>
-        <w:spacing w:after="60" w:before="60"/>
+        <w:spacing w:after="100"/>
       </w:pPr>
       <w:r>
         <w:rPr>
@@ -1221,8 +1098,7 @@
     </w:p>
     <w:p>
       <w:pPr>
-        <w:shd w:fill="F4F4F5" w:val="clear"/>
-        <w:spacing w:after="60" w:before="60"/>
+        <w:spacing w:after="100"/>
       </w:pPr>
       <w:r>
         <w:rPr>
@@ -1235,8 +1111,7 @@
     </w:p>
     <w:p>
       <w:pPr>
-        <w:shd w:fill="F4F4F5" w:val="clear"/>
-        <w:spacing w:after="60" w:before="60"/>
+        <w:spacing w:after="100"/>
       </w:pPr>
       <w:r>
         <w:rPr>
@@ -1249,8 +1124,7 @@
     </w:p>
     <w:p>
       <w:pPr>
-        <w:shd w:fill="F4F4F5" w:val="clear"/>
-        <w:spacing w:after="60" w:before="60"/>
+        <w:spacing w:after="100"/>
       </w:pPr>
       <w:r>
         <w:rPr>
@@ -1263,8 +1137,7 @@
     </w:p>
     <w:p>
       <w:pPr>
-        <w:shd w:fill="F4F4F5" w:val="clear"/>
-        <w:spacing w:after="60" w:before="60"/>
+        <w:spacing w:after="100"/>
       </w:pPr>
       <w:r>
         <w:rPr>
@@ -1277,8 +1150,7 @@
     </w:p>
     <w:p>
       <w:pPr>
-        <w:shd w:fill="F4F4F5" w:val="clear"/>
-        <w:spacing w:after="60" w:before="60"/>
+        <w:spacing w:after="100"/>
       </w:pPr>
       <w:r>
         <w:rPr>
@@ -1291,8 +1163,7 @@
     </w:p>
     <w:p>
       <w:pPr>
-        <w:shd w:fill="F4F4F5" w:val="clear"/>
-        <w:spacing w:after="60" w:before="60"/>
+        <w:spacing w:after="100"/>
       </w:pPr>
       <w:r>
         <w:rPr>
@@ -1305,8 +1176,7 @@
     </w:p>
     <w:p>
       <w:pPr>
-        <w:shd w:fill="F4F4F5" w:val="clear"/>
-        <w:spacing w:after="60" w:before="60"/>
+        <w:spacing w:after="100"/>
       </w:pPr>
       <w:r>
         <w:rPr>
@@ -1319,8 +1189,7 @@
     </w:p>
     <w:p>
       <w:pPr>
-        <w:shd w:fill="F4F4F5" w:val="clear"/>
-        <w:spacing w:after="60" w:before="60"/>
+        <w:spacing w:after="100"/>
       </w:pPr>
       <w:r>
         <w:rPr>
@@ -1333,8 +1202,7 @@
     </w:p>
     <w:p>
       <w:pPr>
-        <w:shd w:fill="F4F4F5" w:val="clear"/>
-        <w:spacing w:after="60" w:before="60"/>
+        <w:spacing w:after="100"/>
       </w:pPr>
       <w:r>
         <w:rPr>
@@ -1347,8 +1215,7 @@
     </w:p>
     <w:p>
       <w:pPr>
-        <w:shd w:fill="F4F4F5" w:val="clear"/>
-        <w:spacing w:after="60" w:before="60"/>
+        <w:spacing w:after="100"/>
       </w:pPr>
       <w:r>
         <w:rPr>
@@ -1361,8 +1228,7 @@
     </w:p>
     <w:p>
       <w:pPr>
-        <w:shd w:fill="F4F4F5" w:val="clear"/>
-        <w:spacing w:after="60" w:before="60"/>
+        <w:spacing w:after="100"/>
       </w:pPr>
       <w:r>
         <w:rPr>
@@ -1375,8 +1241,7 @@
     </w:p>
     <w:p>
       <w:pPr>
-        <w:shd w:fill="F4F4F5" w:val="clear"/>
-        <w:spacing w:after="60" w:before="60"/>
+        <w:spacing w:after="100"/>
       </w:pPr>
       <w:r>
         <w:rPr>
@@ -1389,8 +1254,7 @@
     </w:p>
     <w:p>
       <w:pPr>
-        <w:shd w:fill="F4F4F5" w:val="clear"/>
-        <w:spacing w:after="60" w:before="60"/>
+        <w:spacing w:after="100"/>
       </w:pPr>
       <w:r>
         <w:rPr>
@@ -1403,8 +1267,7 @@
     </w:p>
     <w:p>
       <w:pPr>
-        <w:shd w:fill="F4F4F5" w:val="clear"/>
-        <w:spacing w:after="60" w:before="60"/>
+        <w:spacing w:after="100"/>
       </w:pPr>
       <w:r>
         <w:rPr>
@@ -1417,8 +1280,7 @@
     </w:p>
     <w:p>
       <w:pPr>
-        <w:shd w:fill="F4F4F5" w:val="clear"/>
-        <w:spacing w:after="60" w:before="60"/>
+        <w:spacing w:after="100"/>
       </w:pPr>
       <w:r>
         <w:rPr>
@@ -1431,8 +1293,7 @@
     </w:p>
     <w:p>
       <w:pPr>
-        <w:shd w:fill="F4F4F5" w:val="clear"/>
-        <w:spacing w:after="60" w:before="60"/>
+        <w:spacing w:after="100"/>
       </w:pPr>
       <w:r>
         <w:rPr>
@@ -1445,8 +1306,7 @@
     </w:p>
     <w:p>
       <w:pPr>
-        <w:shd w:fill="F4F4F5" w:val="clear"/>
-        <w:spacing w:after="60" w:before="60"/>
+        <w:spacing w:after="100"/>
       </w:pPr>
       <w:r>
         <w:rPr>
@@ -1459,8 +1319,7 @@
     </w:p>
     <w:p>
       <w:pPr>
-        <w:shd w:fill="F4F4F5" w:val="clear"/>
-        <w:spacing w:after="60" w:before="60"/>
+        <w:spacing w:after="100"/>
       </w:pPr>
       <w:r>
         <w:rPr>
@@ -1473,8 +1332,7 @@
     </w:p>
     <w:p>
       <w:pPr>
-        <w:shd w:fill="F4F4F5" w:val="clear"/>
-        <w:spacing w:after="60" w:before="60"/>
+        <w:spacing w:after="100"/>
       </w:pPr>
       <w:r>
         <w:rPr>
@@ -1487,8 +1345,7 @@
     </w:p>
     <w:p>
       <w:pPr>
-        <w:shd w:fill="F4F4F5" w:val="clear"/>
-        <w:spacing w:after="60" w:before="60"/>
+        <w:spacing w:after="100"/>
       </w:pPr>
       <w:r>
         <w:rPr>
@@ -1501,8 +1358,7 @@
     </w:p>
     <w:p>
       <w:pPr>
-        <w:shd w:fill="F4F4F5" w:val="clear"/>
-        <w:spacing w:after="60" w:before="60"/>
+        <w:spacing w:after="100"/>
       </w:pPr>
       <w:r>
         <w:rPr>
@@ -1515,11 +1371,6 @@
     </w:p>
     <w:p>
       <w:pPr>
-        <w:spacing w:after="40"/>
-      </w:pPr>
-    </w:p>
-    <w:p>
-      <w:pPr>
         <w:pStyle w:val="Heading2"/>
         <w:spacing w:after="120" w:before="300"/>
       </w:pPr>
@@ -1542,11 +1393,6 @@
     </w:p>
     <w:p>
       <w:pPr>
-        <w:spacing w:after="40"/>
-      </w:pPr>
-    </w:p>
-    <w:p>
-      <w:pPr>
         <w:pStyle w:val="Heading3"/>
         <w:spacing w:after="120" w:before="300"/>
       </w:pPr>
@@ -1569,11 +1415,6 @@
     </w:p>
     <w:p>
       <w:pPr>
-        <w:spacing w:after="40"/>
-      </w:pPr>
-    </w:p>
-    <w:p>
-      <w:pPr>
         <w:pStyle w:val="Heading3"/>
         <w:spacing w:after="120" w:before="300"/>
       </w:pPr>
@@ -1595,11 +1436,6 @@
       </w:r>
     </w:p>
     <w:p>
-      <w:r>
-        <w:br w:type="page"/>
-      </w:r>
-    </w:p>
-    <w:p>
       <w:pPr>
         <w:pStyle w:val="Heading1"/>
         <w:spacing w:after="120" w:before="300"/>
@@ -1616,6 +1452,11 @@
       <w:r>
         <w:t xml:space="preserve">3.1 Core Frameworks</w:t>
       </w:r>
+    </w:p>
+    <w:p>
+      <w:pPr>
+        <w:spacing w:after="40"/>
+      </w:pPr>
     </w:p>
     <w:tbl>
       <w:tblPr>
@@ -1948,6 +1789,11 @@
         <w:t xml:space="preserve">3.2 UI Libraries</w:t>
       </w:r>
     </w:p>
+    <w:p>
+      <w:pPr>
+        <w:spacing w:after="40"/>
+      </w:pPr>
+    </w:p>
     <w:tbl>
       <w:tblPr>
         <w:tblW w:type="pct" w:w="100%"/>
@@ -2583,6 +2429,11 @@
         <w:t xml:space="preserve">3.3 Feature Libraries</w:t>
       </w:r>
     </w:p>
+    <w:p>
+      <w:pPr>
+        <w:spacing w:after="40"/>
+      </w:pPr>
+    </w:p>
     <w:tbl>
       <w:tblPr>
         <w:tblW w:type="pct" w:w="100%"/>
@@ -2914,6 +2765,11 @@
         <w:t xml:space="preserve">3.4 Development Dependencies</w:t>
       </w:r>
     </w:p>
+    <w:p>
+      <w:pPr>
+        <w:spacing w:after="40"/>
+      </w:pPr>
+    </w:p>
     <w:tbl>
       <w:tblPr>
         <w:tblW w:type="pct" w:w="100%"/>
@@ -3308,9 +3164,9 @@
       </w:tr>
     </w:tbl>
     <w:p>
-      <w:r>
-        <w:br w:type="page"/>
-      </w:r>
+      <w:pPr>
+        <w:spacing w:after="40"/>
+      </w:pPr>
     </w:p>
     <w:p>
       <w:pPr>
@@ -3831,6 +3687,11 @@
         <w:t xml:space="preserve">4.2 Application Components (src/components/)</w:t>
       </w:r>
     </w:p>
+    <w:p>
+      <w:pPr>
+        <w:spacing w:after="40"/>
+      </w:pPr>
+    </w:p>
     <w:tbl>
       <w:tblPr>
         <w:tblW w:type="pct" w:w="100%"/>
@@ -4605,9 +4466,9 @@
       </w:tr>
     </w:tbl>
     <w:p>
-      <w:r>
-        <w:br w:type="page"/>
-      </w:r>
+      <w:pPr>
+        <w:spacing w:after="40"/>
+      </w:pPr>
     </w:p>
     <w:p>
       <w:pPr>
@@ -4985,6 +4846,11 @@
         <w:t xml:space="preserve">Overview</w:t>
       </w:r>
     </w:p>
+    <w:p>
+      <w:pPr>
+        <w:spacing w:after="40"/>
+      </w:pPr>
+    </w:p>
     <w:tbl>
       <w:tblPr>
         <w:tblW w:type="pct" w:w="100%"/>
@@ -5126,6 +4992,11 @@
         <w:t xml:space="preserve">Prospecting</w:t>
       </w:r>
     </w:p>
+    <w:p>
+      <w:pPr>
+        <w:spacing w:after="40"/>
+      </w:pPr>
+    </w:p>
     <w:tbl>
       <w:tblPr>
         <w:tblW w:type="pct" w:w="100%"/>
@@ -5419,6 +5290,11 @@
         <w:t xml:space="preserve">Pipeline</w:t>
       </w:r>
     </w:p>
+    <w:p>
+      <w:pPr>
+        <w:spacing w:after="40"/>
+      </w:pPr>
+    </w:p>
     <w:tbl>
       <w:tblPr>
         <w:tblW w:type="pct" w:w="100%"/>
@@ -5826,6 +5702,11 @@
         <w:t xml:space="preserve">Listings</w:t>
       </w:r>
     </w:p>
+    <w:p>
+      <w:pPr>
+        <w:spacing w:after="40"/>
+      </w:pPr>
+    </w:p>
     <w:tbl>
       <w:tblPr>
         <w:tblW w:type="pct" w:w="100%"/>
@@ -6005,6 +5886,11 @@
         <w:t xml:space="preserve">Transactions</w:t>
       </w:r>
     </w:p>
+    <w:p>
+      <w:pPr>
+        <w:spacing w:after="40"/>
+      </w:pPr>
+    </w:p>
     <w:tbl>
       <w:tblPr>
         <w:tblW w:type="pct" w:w="100%"/>
@@ -6260,6 +6146,11 @@
         <w:t xml:space="preserve">Operations</w:t>
       </w:r>
     </w:p>
+    <w:p>
+      <w:pPr>
+        <w:spacing w:after="40"/>
+      </w:pPr>
+    </w:p>
     <w:tbl>
       <w:tblPr>
         <w:tblW w:type="pct" w:w="100%"/>
@@ -6477,6 +6368,11 @@
         <w:t xml:space="preserve">System</w:t>
       </w:r>
     </w:p>
+    <w:p>
+      <w:pPr>
+        <w:spacing w:after="40"/>
+      </w:pPr>
+    </w:p>
     <w:tbl>
       <w:tblPr>
         <w:tblW w:type="pct" w:w="100%"/>
@@ -6748,11 +6644,6 @@
     </w:p>
     <w:p>
       <w:pPr>
-        <w:spacing w:after="40"/>
-      </w:pPr>
-    </w:p>
-    <w:p>
-      <w:pPr>
         <w:pStyle w:val="Heading2"/>
         <w:spacing w:after="120" w:before="300"/>
       </w:pPr>
@@ -6888,11 +6779,6 @@
     </w:p>
     <w:p>
       <w:pPr>
-        <w:spacing w:after="40"/>
-      </w:pPr>
-    </w:p>
-    <w:p>
-      <w:pPr>
         <w:pStyle w:val="Heading2"/>
         <w:spacing w:after="120" w:before="300"/>
       </w:pPr>
@@ -6974,11 +6860,6 @@
     </w:p>
     <w:p>
       <w:pPr>
-        <w:spacing w:after="40"/>
-      </w:pPr>
-    </w:p>
-    <w:p>
-      <w:pPr>
         <w:pStyle w:val="Heading2"/>
         <w:spacing w:after="120" w:before="300"/>
       </w:pPr>
@@ -7060,11 +6941,6 @@
     </w:p>
     <w:p>
       <w:pPr>
-        <w:spacing w:after="40"/>
-      </w:pPr>
-    </w:p>
-    <w:p>
-      <w:pPr>
         <w:pStyle w:val="Heading2"/>
         <w:spacing w:after="120" w:before="300"/>
       </w:pPr>
@@ -7164,11 +7040,6 @@
     </w:p>
     <w:p>
       <w:pPr>
-        <w:spacing w:after="40"/>
-      </w:pPr>
-    </w:p>
-    <w:p>
-      <w:pPr>
         <w:pStyle w:val="Heading2"/>
         <w:spacing w:after="120" w:before="300"/>
       </w:pPr>
@@ -7250,11 +7121,6 @@
     </w:p>
     <w:p>
       <w:pPr>
-        <w:spacing w:after="40"/>
-      </w:pPr>
-    </w:p>
-    <w:p>
-      <w:pPr>
         <w:pStyle w:val="Heading2"/>
         <w:spacing w:after="120" w:before="300"/>
       </w:pPr>
@@ -7336,11 +7202,6 @@
     </w:p>
     <w:p>
       <w:pPr>
-        <w:spacing w:after="40"/>
-      </w:pPr>
-    </w:p>
-    <w:p>
-      <w:pPr>
         <w:pStyle w:val="Heading2"/>
         <w:spacing w:after="120" w:before="300"/>
       </w:pPr>
@@ -7422,11 +7283,6 @@
     </w:p>
     <w:p>
       <w:pPr>
-        <w:spacing w:after="40"/>
-      </w:pPr>
-    </w:p>
-    <w:p>
-      <w:pPr>
         <w:pStyle w:val="Heading2"/>
         <w:spacing w:after="120" w:before="300"/>
       </w:pPr>
@@ -7490,11 +7346,6 @@
     </w:p>
     <w:p>
       <w:pPr>
-        <w:spacing w:after="40"/>
-      </w:pPr>
-    </w:p>
-    <w:p>
-      <w:pPr>
         <w:pStyle w:val="Heading2"/>
         <w:spacing w:after="120" w:before="300"/>
       </w:pPr>
@@ -7558,11 +7409,6 @@
     </w:p>
     <w:p>
       <w:pPr>
-        <w:spacing w:after="40"/>
-      </w:pPr>
-    </w:p>
-    <w:p>
-      <w:pPr>
         <w:pStyle w:val="Heading2"/>
         <w:spacing w:after="120" w:before="300"/>
       </w:pPr>
@@ -7644,11 +7490,6 @@
     </w:p>
     <w:p>
       <w:pPr>
-        <w:spacing w:after="40"/>
-      </w:pPr>
-    </w:p>
-    <w:p>
-      <w:pPr>
         <w:pStyle w:val="Heading2"/>
         <w:spacing w:after="120" w:before="300"/>
       </w:pPr>
@@ -7712,11 +7553,6 @@
     </w:p>
     <w:p>
       <w:pPr>
-        <w:spacing w:after="40"/>
-      </w:pPr>
-    </w:p>
-    <w:p>
-      <w:pPr>
         <w:pStyle w:val="Heading2"/>
         <w:spacing w:after="120" w:before="300"/>
       </w:pPr>
@@ -7780,11 +7616,6 @@
     </w:p>
     <w:p>
       <w:pPr>
-        <w:spacing w:after="40"/>
-      </w:pPr>
-    </w:p>
-    <w:p>
-      <w:pPr>
         <w:pStyle w:val="Heading2"/>
         <w:spacing w:after="120" w:before="300"/>
       </w:pPr>
@@ -7848,11 +7679,6 @@
     </w:p>
     <w:p>
       <w:pPr>
-        <w:spacing w:after="40"/>
-      </w:pPr>
-    </w:p>
-    <w:p>
-      <w:pPr>
         <w:pStyle w:val="Heading2"/>
         <w:spacing w:after="120" w:before="300"/>
       </w:pPr>
@@ -7916,11 +7742,6 @@
     </w:p>
     <w:p>
       <w:pPr>
-        <w:spacing w:after="40"/>
-      </w:pPr>
-    </w:p>
-    <w:p>
-      <w:pPr>
         <w:pStyle w:val="Heading2"/>
         <w:spacing w:after="120" w:before="300"/>
       </w:pPr>
@@ -8226,11 +8047,6 @@
       </w:r>
     </w:p>
     <w:p>
-      <w:r>
-        <w:br w:type="page"/>
-      </w:r>
-    </w:p>
-    <w:p>
       <w:pPr>
         <w:pStyle w:val="Heading1"/>
         <w:spacing w:after="120" w:before="300"/>
@@ -8263,17 +8079,17 @@
     </w:p>
     <w:p>
       <w:pPr>
-        <w:spacing w:after="40"/>
-      </w:pPr>
-    </w:p>
-    <w:p>
-      <w:pPr>
         <w:pStyle w:val="Heading3"/>
         <w:spacing w:after="120" w:before="300"/>
       </w:pPr>
       <w:r>
         <w:t xml:space="preserve">6.1.1 Data Models</w:t>
       </w:r>
+    </w:p>
+    <w:p>
+      <w:pPr>
+        <w:spacing w:after="40"/>
+      </w:pPr>
     </w:p>
     <w:tbl>
       <w:tblPr>
@@ -8986,6 +8802,11 @@
         <w:t xml:space="preserve">6.1.2 Lead Functions</w:t>
       </w:r>
     </w:p>
+    <w:p>
+      <w:pPr>
+        <w:spacing w:after="40"/>
+      </w:pPr>
+    </w:p>
     <w:tbl>
       <w:tblPr>
         <w:tblW w:type="pct" w:w="100%"/>
@@ -9317,6 +9138,11 @@
         <w:t xml:space="preserve">6.1.3 Contact Functions</w:t>
       </w:r>
     </w:p>
+    <w:p>
+      <w:pPr>
+        <w:spacing w:after="40"/>
+      </w:pPr>
+    </w:p>
     <w:tbl>
       <w:tblPr>
         <w:tblW w:type="pct" w:w="100%"/>
@@ -9610,6 +9436,11 @@
         <w:t xml:space="preserve">6.1.4 Activity Functions</w:t>
       </w:r>
     </w:p>
+    <w:p>
+      <w:pPr>
+        <w:spacing w:after="40"/>
+      </w:pPr>
+    </w:p>
     <w:tbl>
       <w:tblPr>
         <w:tblW w:type="pct" w:w="100%"/>
@@ -9903,6 +9734,11 @@
         <w:t xml:space="preserve">6.1.5 Task Functions</w:t>
       </w:r>
     </w:p>
+    <w:p>
+      <w:pPr>
+        <w:spacing w:after="40"/>
+      </w:pPr>
+    </w:p>
     <w:tbl>
       <w:tblPr>
         <w:tblW w:type="pct" w:w="100%"/>
@@ -10234,6 +10070,11 @@
         <w:t xml:space="preserve">6.1.6 Transaction Functions</w:t>
       </w:r>
     </w:p>
+    <w:p>
+      <w:pPr>
+        <w:spacing w:after="40"/>
+      </w:pPr>
+    </w:p>
     <w:tbl>
       <w:tblPr>
         <w:tblW w:type="pct" w:w="100%"/>
@@ -10603,6 +10444,11 @@
         <w:t xml:space="preserve">6.1.7 Batch Operations</w:t>
       </w:r>
     </w:p>
+    <w:p>
+      <w:pPr>
+        <w:spacing w:after="40"/>
+      </w:pPr>
+    </w:p>
     <w:tbl>
       <w:tblPr>
         <w:tblW w:type="pct" w:w="100%"/>
@@ -10782,6 +10628,11 @@
         <w:t xml:space="preserve">6.1.8 Show Day Functions</w:t>
       </w:r>
     </w:p>
+    <w:p>
+      <w:pPr>
+        <w:spacing w:after="40"/>
+      </w:pPr>
+    </w:p>
     <w:tbl>
       <w:tblPr>
         <w:tblW w:type="pct" w:w="100%"/>
@@ -11113,6 +10964,11 @@
         <w:t xml:space="preserve">6.1.9 Property Functions</w:t>
       </w:r>
     </w:p>
+    <w:p>
+      <w:pPr>
+        <w:spacing w:after="40"/>
+      </w:pPr>
+    </w:p>
     <w:tbl>
       <w:tblPr>
         <w:tblW w:type="pct" w:w="100%"/>
@@ -11444,6 +11300,11 @@
         <w:t xml:space="preserve">6.1.10 Inbound Lead Functions</w:t>
       </w:r>
     </w:p>
+    <w:p>
+      <w:pPr>
+        <w:spacing w:after="40"/>
+      </w:pPr>
+    </w:p>
     <w:tbl>
       <w:tblPr>
         <w:tblW w:type="pct" w:w="100%"/>
@@ -11661,6 +11522,11 @@
         <w:t xml:space="preserve">6.1.11 SMS Message Functions</w:t>
       </w:r>
     </w:p>
+    <w:p>
+      <w:pPr>
+        <w:spacing w:after="40"/>
+      </w:pPr>
+    </w:p>
     <w:tbl>
       <w:tblPr>
         <w:tblW w:type="pct" w:w="100%"/>
@@ -11878,6 +11744,11 @@
         <w:t xml:space="preserve">6.1.12 Follow-up Sequence Functions</w:t>
       </w:r>
     </w:p>
+    <w:p>
+      <w:pPr>
+        <w:spacing w:after="40"/>
+      </w:pPr>
+    </w:p>
     <w:tbl>
       <w:tblPr>
         <w:tblW w:type="pct" w:w="100%"/>
@@ -12247,6 +12118,11 @@
         <w:t xml:space="preserve">6.1.13 Buyer Profile Functions</w:t>
       </w:r>
     </w:p>
+    <w:p>
+      <w:pPr>
+        <w:spacing w:after="40"/>
+      </w:pPr>
+    </w:p>
     <w:tbl>
       <w:tblPr>
         <w:tblW w:type="pct" w:w="100%"/>
@@ -12540,6 +12416,11 @@
         <w:t xml:space="preserve">6.1.14 Document Functions</w:t>
       </w:r>
     </w:p>
+    <w:p>
+      <w:pPr>
+        <w:spacing w:after="40"/>
+      </w:pPr>
+    </w:p>
     <w:tbl>
       <w:tblPr>
         <w:tblW w:type="pct" w:w="100%"/>
@@ -12795,6 +12676,11 @@
         <w:t xml:space="preserve">6.1.15 Auto-Response Rule Functions</w:t>
       </w:r>
     </w:p>
+    <w:p>
+      <w:pPr>
+        <w:spacing w:after="40"/>
+      </w:pPr>
+    </w:p>
     <w:tbl>
       <w:tblPr>
         <w:tblW w:type="pct" w:w="100%"/>
@@ -13050,6 +12936,11 @@
         <w:t xml:space="preserve">6.1.16 CMA Report Functions</w:t>
       </w:r>
     </w:p>
+    <w:p>
+      <w:pPr>
+        <w:spacing w:after="40"/>
+      </w:pPr>
+    </w:p>
     <w:tbl>
       <w:tblPr>
         <w:tblW w:type="pct" w:w="100%"/>
@@ -13394,6 +13285,11 @@
         <w:t xml:space="preserve">The lead scoring algorithm evaluates leads on a 0–100 scale across five weighted dimensions:</w:t>
       </w:r>
     </w:p>
+    <w:p>
+      <w:pPr>
+        <w:spacing w:after="40"/>
+      </w:pPr>
+    </w:p>
     <w:tbl>
       <w:tblPr>
         <w:tblW w:type="pct" w:w="100%"/>
@@ -13687,6 +13583,11 @@
         <w:t xml:space="preserve">6.2.1 Score Labels</w:t>
       </w:r>
     </w:p>
+    <w:p>
+      <w:pPr>
+        <w:spacing w:after="40"/>
+      </w:pPr>
+    </w:p>
     <w:tbl>
       <w:tblPr>
         <w:tblW w:type="pct" w:w="100%"/>
@@ -13993,6 +13894,11 @@
         <w:t xml:space="preserve">The forecast engine uses weighted pipeline values based on stage-specific close probabilities:</w:t>
       </w:r>
     </w:p>
+    <w:p>
+      <w:pPr>
+        <w:spacing w:after="40"/>
+      </w:pPr>
+    </w:p>
     <w:tbl>
       <w:tblPr>
         <w:tblW w:type="pct" w:w="100%"/>
@@ -14254,6 +14160,11 @@
         </w:rPr>
         <w:t xml:space="preserve">The commission calculator computes gross commission, VAT (15% SA standard rate), commission splits, and agent net commission for property transactions.</w:t>
       </w:r>
+    </w:p>
+    <w:p>
+      <w:pPr>
+        <w:spacing w:after="40"/>
+      </w:pPr>
     </w:p>
     <w:tbl>
       <w:tblPr>
@@ -14536,6 +14447,11 @@
         <w:t xml:space="preserve">Transaction forecasting uses stage-specific probability to weight pending commission amounts:</w:t>
       </w:r>
     </w:p>
+    <w:p>
+      <w:pPr>
+        <w:spacing w:after="40"/>
+      </w:pPr>
+    </w:p>
     <w:tbl>
       <w:tblPr>
         <w:tblW w:type="pct" w:w="100%"/>
@@ -14875,6 +14791,11 @@
         </w:rPr>
         <w:t xml:space="preserve">Custom React hook providing authentication state and methods:</w:t>
       </w:r>
+    </w:p>
+    <w:p>
+      <w:pPr>
+        <w:spacing w:after="40"/>
+      </w:pPr>
     </w:p>
     <w:tbl>
       <w:tblPr>
@@ -15195,6 +15116,11 @@
     </w:tbl>
     <w:p>
       <w:pPr>
+        <w:spacing w:after="40"/>
+      </w:pPr>
+    </w:p>
+    <w:p>
+      <w:pPr>
         <w:pStyle w:val="Heading2"/>
         <w:spacing w:after="120" w:before="300"/>
       </w:pPr>
@@ -15231,11 +15157,6 @@
       </w:r>
     </w:p>
     <w:p>
-      <w:r>
-        <w:br w:type="page"/>
-      </w:r>
-    </w:p>
-    <w:p>
       <w:pPr>
         <w:pStyle w:val="Heading1"/>
         <w:spacing w:after="120" w:before="300"/>
@@ -15268,11 +15189,6 @@
     </w:p>
     <w:p>
       <w:pPr>
-        <w:spacing w:after="40"/>
-      </w:pPr>
-    </w:p>
-    <w:p>
-      <w:pPr>
         <w:pStyle w:val="Heading2"/>
         <w:spacing w:after="120" w:before="300"/>
       </w:pPr>
@@ -15288,6 +15204,11 @@
       <w:r>
         <w:t xml:space="preserve">7.2.1 Light Mode</w:t>
       </w:r>
+    </w:p>
+    <w:p>
+      <w:pPr>
+        <w:spacing w:after="40"/>
+      </w:pPr>
     </w:p>
     <w:tbl>
       <w:tblPr>
@@ -15787,17 +15708,17 @@
     </w:p>
     <w:p>
       <w:pPr>
-        <w:spacing w:after="40"/>
-      </w:pPr>
-    </w:p>
-    <w:p>
-      <w:pPr>
         <w:pStyle w:val="Heading2"/>
         <w:spacing w:after="120" w:before="300"/>
       </w:pPr>
       <w:r>
         <w:t xml:space="preserve">7.3 Typography</w:t>
       </w:r>
+    </w:p>
+    <w:p>
+      <w:pPr>
+        <w:spacing w:after="40"/>
+      </w:pPr>
     </w:p>
     <w:tbl>
       <w:tblPr>
@@ -16224,11 +16145,6 @@
     </w:p>
     <w:p>
       <w:pPr>
-        <w:spacing w:after="40"/>
-      </w:pPr>
-    </w:p>
-    <w:p>
-      <w:pPr>
         <w:pStyle w:val="Heading2"/>
         <w:spacing w:after="120" w:before="300"/>
       </w:pPr>
@@ -16328,17 +16244,17 @@
     </w:p>
     <w:p>
       <w:pPr>
-        <w:spacing w:after="40"/>
-      </w:pPr>
-    </w:p>
-    <w:p>
-      <w:pPr>
         <w:pStyle w:val="Heading2"/>
         <w:spacing w:after="120" w:before="300"/>
       </w:pPr>
       <w:r>
         <w:t xml:space="preserve">7.5 Shadows &amp; Elevation</w:t>
       </w:r>
+    </w:p>
+    <w:p>
+      <w:pPr>
+        <w:spacing w:after="40"/>
+      </w:pPr>
     </w:p>
     <w:tbl>
       <w:tblPr>
@@ -16557,6 +16473,11 @@
         <w:t xml:space="preserve">7.6 Animations</w:t>
       </w:r>
     </w:p>
+    <w:p>
+      <w:pPr>
+        <w:spacing w:after="40"/>
+      </w:pPr>
+    </w:p>
     <w:tbl>
       <w:tblPr>
         <w:tblW w:type="pct" w:w="100%"/>
@@ -16812,6 +16733,11 @@
         <w:t xml:space="preserve">7.7 Responsive Breakpoints</w:t>
       </w:r>
     </w:p>
+    <w:p>
+      <w:pPr>
+        <w:spacing w:after="40"/>
+      </w:pPr>
+    </w:p>
     <w:tbl>
       <w:tblPr>
         <w:tblW w:type="pct" w:w="100%"/>
@@ -17016,9 +16942,9 @@
       </w:tr>
     </w:tbl>
     <w:p>
-      <w:r>
-        <w:br w:type="page"/>
-      </w:r>
+      <w:pPr>
+        <w:spacing w:after="40"/>
+      </w:pPr>
     </w:p>
     <w:p>
       <w:pPr>
@@ -17053,17 +16979,17 @@
     </w:p>
     <w:p>
       <w:pPr>
-        <w:spacing w:after="40"/>
-      </w:pPr>
-    </w:p>
-    <w:p>
-      <w:pPr>
         <w:pStyle w:val="Heading2"/>
         <w:spacing w:after="120" w:before="300"/>
       </w:pPr>
       <w:r>
         <w:t xml:space="preserve">8.2 Record Distribution</w:t>
       </w:r>
+    </w:p>
+    <w:p>
+      <w:pPr>
+        <w:spacing w:after="40"/>
+      </w:pPr>
     </w:p>
     <w:tbl>
       <w:tblPr>
@@ -17922,11 +17848,6 @@
     </w:p>
     <w:p>
       <w:pPr>
-        <w:spacing w:after="40"/>
-      </w:pPr>
-    </w:p>
-    <w:p>
-      <w:pPr>
         <w:pStyle w:val="Heading2"/>
         <w:spacing w:after="120" w:before="300"/>
       </w:pPr>
@@ -18043,11 +17964,6 @@
       </w:r>
     </w:p>
     <w:p>
-      <w:r>
-        <w:br w:type="page"/>
-      </w:r>
-    </w:p>
-    <w:p>
       <w:pPr>
         <w:pStyle w:val="Heading1"/>
         <w:spacing w:after="120" w:before="300"/>
@@ -18170,11 +18086,6 @@
     </w:p>
     <w:p>
       <w:pPr>
-        <w:spacing w:after="40"/>
-      </w:pPr>
-    </w:p>
-    <w:p>
-      <w:pPr>
         <w:pStyle w:val="Heading2"/>
         <w:spacing w:after="120" w:before="300"/>
       </w:pPr>
@@ -18197,11 +18108,6 @@
     </w:p>
     <w:p>
       <w:pPr>
-        <w:spacing w:after="40"/>
-      </w:pPr>
-    </w:p>
-    <w:p>
-      <w:pPr>
         <w:pStyle w:val="Heading3"/>
         <w:spacing w:after="120" w:before="300"/>
       </w:pPr>
@@ -18221,6 +18127,11 @@
         </w:rPr>
         <w:t xml:space="preserve">Test pure functions that have zero infrastructure dependencies. These are fast, deterministic, and cover the core business rules.</w:t>
       </w:r>
+    </w:p>
+    <w:p>
+      <w:pPr>
+        <w:spacing w:after="40"/>
+      </w:pPr>
     </w:p>
     <w:tbl>
       <w:tblPr>
@@ -18566,6 +18477,11 @@
         <w:t xml:space="preserve">Validate that configuration files, environment variables, and security rules are correctly set up. These tests would have caught the missing Firestore database incident.</w:t>
       </w:r>
     </w:p>
+    <w:p>
+      <w:pPr>
+        <w:spacing w:after="40"/>
+      </w:pPr>
+    </w:p>
     <w:tbl>
       <w:tblPr>
         <w:tblW w:type="pct" w:w="100%"/>
@@ -18791,11 +18707,6 @@
     </w:p>
     <w:p>
       <w:pPr>
-        <w:spacing w:after="40"/>
-      </w:pPr>
-    </w:p>
-    <w:p>
-      <w:pPr>
         <w:pStyle w:val="Heading2"/>
         <w:spacing w:after="120" w:before="300"/>
       </w:pPr>
@@ -18815,6 +18726,11 @@
         </w:rPr>
         <w:t xml:space="preserve">On-demand E2E tests validate all application screens against the live deployment. These run only when manually triggered (npm run test:e2e) and require a test user account.</w:t>
       </w:r>
+    </w:p>
+    <w:p>
+      <w:pPr>
+        <w:spacing w:after="40"/>
+      </w:pPr>
     </w:p>
     <w:tbl>
       <w:tblPr>
@@ -20021,6 +19937,11 @@
         <w:t xml:space="preserve">9.4 Test Metrics (v1.0.1)</w:t>
       </w:r>
     </w:p>
+    <w:p>
+      <w:pPr>
+        <w:spacing w:after="40"/>
+      </w:pPr>
+    </w:p>
     <w:tbl>
       <w:tblPr>
         <w:tblW w:type="pct" w:w="100%"/>
@@ -20461,17 +20382,17 @@
     </w:p>
     <w:p>
       <w:pPr>
-        <w:spacing w:after="40"/>
-      </w:pPr>
-    </w:p>
-    <w:p>
-      <w:pPr>
         <w:pStyle w:val="Heading2"/>
         <w:spacing w:after="120" w:before="300"/>
       </w:pPr>
       <w:r>
         <w:t xml:space="preserve">9.6 Manual Testing Performed</w:t>
       </w:r>
+    </w:p>
+    <w:p>
+      <w:pPr>
+        <w:spacing w:after="40"/>
+      </w:pPr>
     </w:p>
     <w:tbl>
       <w:tblPr>
@@ -20886,11 +20807,6 @@
       </w:r>
     </w:p>
     <w:p>
-      <w:r>
-        <w:br w:type="page"/>
-      </w:r>
-    </w:p>
-    <w:p>
       <w:pPr>
         <w:pStyle w:val="Heading1"/>
         <w:spacing w:after="120" w:before="300"/>
@@ -20916,6 +20832,11 @@
       <w:r>
         <w:t xml:space="preserve">10.1.1 Repository</w:t>
       </w:r>
+    </w:p>
+    <w:p>
+      <w:pPr>
+        <w:spacing w:after="40"/>
+      </w:pPr>
     </w:p>
     <w:tbl>
       <w:tblPr>
@@ -21253,11 +21174,6 @@
     </w:p>
     <w:p>
       <w:pPr>
-        <w:spacing w:after="40"/>
-      </w:pPr>
-    </w:p>
-    <w:p>
-      <w:pPr>
         <w:pStyle w:val="Heading2"/>
         <w:spacing w:after="120" w:before="300"/>
       </w:pPr>
@@ -21273,6 +21189,11 @@
       <w:r>
         <w:t xml:space="preserve">10.2.1 Project Setup</w:t>
       </w:r>
+    </w:p>
+    <w:p>
+      <w:pPr>
+        <w:spacing w:after="40"/>
+      </w:pPr>
     </w:p>
     <w:tbl>
       <w:tblPr>
@@ -21484,6 +21405,11 @@
         <w:t xml:space="preserve">10.2.2 Firebase Authentication</w:t>
       </w:r>
     </w:p>
+    <w:p>
+      <w:pPr>
+        <w:spacing w:after="40"/>
+      </w:pPr>
+    </w:p>
     <w:tbl>
       <w:tblPr>
         <w:tblW w:type="pct" w:w="100%"/>
@@ -21720,6 +21646,11 @@
         <w:t xml:space="preserve">10.2.3 Cloud Firestore</w:t>
       </w:r>
     </w:p>
+    <w:p>
+      <w:pPr>
+        <w:spacing w:after="40"/>
+      </w:pPr>
+    </w:p>
     <w:tbl>
       <w:tblPr>
         <w:tblW w:type="pct" w:w="100%"/>
@@ -22159,11 +22090,6 @@
     </w:p>
     <w:p>
       <w:pPr>
-        <w:spacing w:after="40"/>
-      </w:pPr>
-    </w:p>
-    <w:p>
-      <w:pPr>
         <w:pStyle w:val="Heading3"/>
         <w:spacing w:after="120" w:before="300"/>
       </w:pPr>
@@ -22183,6 +22109,11 @@
         </w:rPr>
         <w:t xml:space="preserve">Client-side Firebase initialisation using 7 environment variables from .env.local:</w:t>
       </w:r>
+    </w:p>
+    <w:p>
+      <w:pPr>
+        <w:spacing w:after="40"/>
+      </w:pPr>
     </w:p>
     <w:tbl>
       <w:tblPr>
@@ -22502,17 +22433,17 @@
     </w:p>
     <w:p>
       <w:pPr>
-        <w:spacing w:after="40"/>
-      </w:pPr>
-    </w:p>
-    <w:p>
-      <w:pPr>
         <w:pStyle w:val="Heading3"/>
         <w:spacing w:after="120" w:before="300"/>
       </w:pPr>
       <w:r>
         <w:t xml:space="preserve">10.2.7 Server-Side Environment Variables</w:t>
       </w:r>
+    </w:p>
+    <w:p>
+      <w:pPr>
+        <w:spacing w:after="40"/>
+      </w:pPr>
     </w:p>
     <w:tbl>
       <w:tblPr>
@@ -22672,6 +22603,11 @@
         <w:t xml:space="preserve">10.2.8 Firebase App Hosting</w:t>
       </w:r>
     </w:p>
+    <w:p>
+      <w:pPr>
+        <w:spacing w:after="40"/>
+      </w:pPr>
+    </w:p>
     <w:tbl>
       <w:tblPr>
         <w:tblW w:type="pct" w:w="100%"/>
@@ -22934,6 +22870,11 @@
         <w:t xml:space="preserve">10.2.9 Firebase Configuration Files</w:t>
       </w:r>
     </w:p>
+    <w:p>
+      <w:pPr>
+        <w:spacing w:after="40"/>
+      </w:pPr>
+    </w:p>
     <w:tbl>
       <w:tblPr>
         <w:tblW w:type="pct" w:w="100%"/>
@@ -23118,6 +23059,11 @@
         <w:t xml:space="preserve">10.3 TypeScript Configuration (tsconfig.json)</w:t>
       </w:r>
     </w:p>
+    <w:p>
+      <w:pPr>
+        <w:spacing w:after="40"/>
+      </w:pPr>
+    </w:p>
     <w:tbl>
       <w:tblPr>
         <w:tblW w:type="pct" w:w="100%"/>
@@ -23384,17 +23330,17 @@
     </w:p>
     <w:p>
       <w:pPr>
-        <w:spacing w:after="40"/>
-      </w:pPr>
-    </w:p>
-    <w:p>
-      <w:pPr>
         <w:pStyle w:val="Heading2"/>
         <w:spacing w:after="120" w:before="300"/>
       </w:pPr>
       <w:r>
         <w:t xml:space="preserve">10.5 Playwright Configuration (playwright.config.ts)</w:t>
       </w:r>
+    </w:p>
+    <w:p>
+      <w:pPr>
+        <w:spacing w:after="40"/>
+      </w:pPr>
     </w:p>
     <w:tbl>
       <w:tblPr>
@@ -23709,6 +23655,11 @@
       <w:r>
         <w:t xml:space="preserve">10.6 External Services</w:t>
       </w:r>
+    </w:p>
+    <w:p>
+      <w:pPr>
+        <w:spacing w:after="40"/>
+      </w:pPr>
     </w:p>
     <w:tbl>
       <w:tblPr>
@@ -23990,9 +23941,9 @@
       </w:tr>
     </w:tbl>
     <w:p>
-      <w:r>
-        <w:br w:type="page"/>
-      </w:r>
+      <w:pPr>
+        <w:spacing w:after="40"/>
+      </w:pPr>
     </w:p>
     <w:p>
       <w:pPr>
@@ -24027,11 +23978,6 @@
     </w:p>
     <w:p>
       <w:pPr>
-        <w:spacing w:after="40"/>
-      </w:pPr>
-    </w:p>
-    <w:p>
-      <w:pPr>
         <w:pStyle w:val="Heading2"/>
         <w:spacing w:after="120" w:before="300"/>
       </w:pPr>
@@ -24054,7 +24000,7 @@
     </w:p>
     <w:p>
       <w:pPr>
-        <w:spacing w:after="40"/>
+        <w:spacing w:after="100"/>
       </w:pPr>
       <w:r>
         <w:rPr>
@@ -24077,7 +24023,7 @@
     </w:p>
     <w:p>
       <w:pPr>
-        <w:spacing w:after="40"/>
+        <w:spacing w:after="100"/>
       </w:pPr>
       <w:r>
         <w:rPr>
@@ -24095,12 +24041,12 @@
           <w:sz w:val="22"/>
           <w:szCs w:val="22"/>
         </w:rPr>
-        <w:t xml:space="preserve">Git tag created for version (e.g., v0.11.0)</w:t>
-      </w:r>
-    </w:p>
-    <w:p>
-      <w:pPr>
-        <w:spacing w:after="40"/>
+        <w:t xml:space="preserve">Git tag created for version (e.g., v1.0.1)</w:t>
+      </w:r>
+    </w:p>
+    <w:p>
+      <w:pPr>
+        <w:spacing w:after="100"/>
       </w:pPr>
       <w:r>
         <w:rPr>
@@ -24123,7 +24069,7 @@
     </w:p>
     <w:p>
       <w:pPr>
-        <w:spacing w:after="40"/>
+        <w:spacing w:after="100"/>
       </w:pPr>
       <w:r>
         <w:rPr>
@@ -24146,7 +24092,7 @@
     </w:p>
     <w:p>
       <w:pPr>
-        <w:spacing w:after="40"/>
+        <w:spacing w:after="100"/>
       </w:pPr>
       <w:r>
         <w:rPr>
@@ -24169,7 +24115,7 @@
     </w:p>
     <w:p>
       <w:pPr>
-        <w:spacing w:after="40"/>
+        <w:spacing w:after="100"/>
       </w:pPr>
       <w:r>
         <w:rPr>
@@ -24192,7 +24138,7 @@
     </w:p>
     <w:p>
       <w:pPr>
-        <w:spacing w:after="40"/>
+        <w:spacing w:after="100"/>
       </w:pPr>
       <w:r>
         <w:rPr>
@@ -24215,7 +24161,7 @@
     </w:p>
     <w:p>
       <w:pPr>
-        <w:spacing w:after="40"/>
+        <w:spacing w:after="100"/>
       </w:pPr>
       <w:r>
         <w:rPr>
@@ -24238,11 +24184,6 @@
     </w:p>
     <w:p>
       <w:pPr>
-        <w:spacing w:after="40"/>
-      </w:pPr>
-    </w:p>
-    <w:p>
-      <w:pPr>
         <w:pStyle w:val="Heading2"/>
         <w:spacing w:after="120" w:before="300"/>
       </w:pPr>
@@ -24258,6 +24199,11 @@
       <w:r>
         <w:t xml:space="preserve">11.3.1 apphosting.yaml</w:t>
       </w:r>
+    </w:p>
+    <w:p>
+      <w:pPr>
+        <w:spacing w:after="40"/>
+      </w:pPr>
     </w:p>
     <w:tbl>
       <w:tblPr>
@@ -24512,11 +24458,6 @@
     </w:p>
     <w:p>
       <w:pPr>
-        <w:spacing w:after="40"/>
-      </w:pPr>
-    </w:p>
-    <w:p>
-      <w:pPr>
         <w:pStyle w:val="Heading2"/>
         <w:spacing w:after="120" w:before="300"/>
       </w:pPr>
@@ -24538,11 +24479,6 @@
       </w:r>
     </w:p>
     <w:p>
-      <w:r>
-        <w:br w:type="page"/>
-      </w:r>
-    </w:p>
-    <w:p>
       <w:pPr>
         <w:pStyle w:val="Heading1"/>
         <w:spacing w:after="120" w:before="300"/>
@@ -24566,11 +24502,6 @@
     </w:p>
     <w:p>
       <w:pPr>
-        <w:spacing w:after="40"/>
-      </w:pPr>
-    </w:p>
-    <w:p>
-      <w:pPr>
         <w:pStyle w:val="Heading2"/>
         <w:spacing w:after="120" w:before="300"/>
       </w:pPr>
@@ -24593,11 +24524,6 @@
     </w:p>
     <w:p>
       <w:pPr>
-        <w:spacing w:after="40"/>
-      </w:pPr>
-    </w:p>
-    <w:p>
-      <w:pPr>
         <w:spacing w:after="100"/>
       </w:pPr>
       <w:r>
@@ -24608,11 +24534,6 @@
         </w:rPr>
         <w:t xml:space="preserve">At each version milestone, Copilot was instructed to: implement the feature, build and verify, run all tests, deploy to production, update the specification document, and commit/push to Git. This ensured every version was production-ready before moving to the next.</w:t>
       </w:r>
-    </w:p>
-    <w:p>
-      <w:pPr>
-        <w:spacing w:after="40"/>
-      </w:pPr>
     </w:p>
     <w:p>
       <w:pPr>
@@ -24622,6 +24543,11 @@
       <w:r>
         <w:t xml:space="preserve">12.2 Copilot Contributions by Version</w:t>
       </w:r>
+    </w:p>
+    <w:p>
+      <w:pPr>
+        <w:spacing w:after="40"/>
+      </w:pPr>
     </w:p>
     <w:tbl>
       <w:tblPr>
@@ -25108,11 +25034,6 @@
     </w:p>
     <w:p>
       <w:pPr>
-        <w:spacing w:after="40"/>
-      </w:pPr>
-    </w:p>
-    <w:p>
-      <w:pPr>
         <w:pStyle w:val="Heading3"/>
         <w:spacing w:after="120" w:before="300"/>
       </w:pPr>
@@ -25153,7 +25074,7 @@
           <w:sz w:val="22"/>
           <w:szCs w:val="22"/>
         </w:rPr>
-        <w:t xml:space="preserve">Created semantic version tags (v0.1.0 through v0.11.0) at each milestone</w:t>
+        <w:t xml:space="preserve">Created semantic version tags (v0.1.0 through v1.0.1) at each milestone</w:t>
       </w:r>
     </w:p>
     <w:p>
@@ -25212,11 +25133,6 @@
     </w:p>
     <w:p>
       <w:pPr>
-        <w:spacing w:after="40"/>
-      </w:pPr>
-    </w:p>
-    <w:p>
-      <w:pPr>
         <w:pStyle w:val="Heading3"/>
         <w:spacing w:after="120" w:before="300"/>
       </w:pPr>
@@ -25352,11 +25268,6 @@
     </w:p>
     <w:p>
       <w:pPr>
-        <w:spacing w:after="40"/>
-      </w:pPr>
-    </w:p>
-    <w:p>
-      <w:pPr>
         <w:pStyle w:val="Heading3"/>
         <w:spacing w:after="120" w:before="300"/>
       </w:pPr>
@@ -25456,11 +25367,6 @@
     </w:p>
     <w:p>
       <w:pPr>
-        <w:spacing w:after="40"/>
-      </w:pPr>
-    </w:p>
-    <w:p>
-      <w:pPr>
         <w:pStyle w:val="Heading3"/>
         <w:spacing w:after="120" w:before="300"/>
       </w:pPr>
@@ -25560,11 +25466,6 @@
     </w:p>
     <w:p>
       <w:pPr>
-        <w:spacing w:after="40"/>
-      </w:pPr>
-    </w:p>
-    <w:p>
-      <w:pPr>
         <w:pStyle w:val="Heading3"/>
         <w:spacing w:after="120" w:before="300"/>
       </w:pPr>
@@ -25646,17 +25547,17 @@
     </w:p>
     <w:p>
       <w:pPr>
-        <w:spacing w:after="40"/>
-      </w:pPr>
-    </w:p>
-    <w:p>
-      <w:pPr>
         <w:pStyle w:val="Heading2"/>
         <w:spacing w:after="120" w:before="300"/>
       </w:pPr>
       <w:r>
         <w:t xml:space="preserve">12.4 Human vs Copilot Responsibilities</w:t>
       </w:r>
+    </w:p>
+    <w:p>
+      <w:pPr>
+        <w:spacing w:after="40"/>
+      </w:pPr>
     </w:p>
     <w:tbl>
       <w:tblPr>
@@ -26141,6 +26042,11 @@
         <w:t xml:space="preserve">12.5 Tools &amp; Environment</w:t>
       </w:r>
     </w:p>
+    <w:p>
+      <w:pPr>
+        <w:spacing w:after="40"/>
+      </w:pPr>
+    </w:p>
     <w:tbl>
       <w:tblPr>
         <w:tblW w:type="pct" w:w="100%"/>
@@ -26416,9 +26322,9 @@
       </w:tr>
     </w:tbl>
     <w:p>
-      <w:r>
-        <w:br w:type="page"/>
-      </w:r>
+      <w:pPr>
+        <w:spacing w:after="40"/>
+      </w:pPr>
     </w:p>
     <w:p>
       <w:pPr>
@@ -26428,6 +26334,11 @@
       <w:r>
         <w:t xml:space="preserve">13. Version History</w:t>
       </w:r>
+    </w:p>
+    <w:p>
+      <w:pPr>
+        <w:spacing w:after="40"/>
+      </w:pPr>
     </w:p>
     <w:tbl>
       <w:tblPr>
@@ -27127,9 +27038,9 @@
       </w:tr>
     </w:tbl>
     <w:p>
-      <w:r>
-        <w:br w:type="page"/>
-      </w:r>
+      <w:pPr>
+        <w:spacing w:after="40"/>
+      </w:pPr>
     </w:p>
     <w:p>
       <w:pPr>
@@ -27161,11 +27072,6 @@
         </w:rPr>
         <w:t xml:space="preserve">Complete list of source files in the project:</w:t>
       </w:r>
-    </w:p>
-    <w:p>
-      <w:pPr>
-        <w:spacing w:after="40"/>
-      </w:pPr>
     </w:p>
     <w:p>
       <w:pPr>
@@ -27754,11 +27660,6 @@
     </w:p>
     <w:p>
       <w:pPr>
-        <w:spacing w:after="40"/>
-      </w:pPr>
-    </w:p>
-    <w:p>
-      <w:pPr>
         <w:pStyle w:val="Heading3"/>
         <w:spacing w:after="120" w:before="300"/>
       </w:pPr>
@@ -28164,11 +28065,6 @@
     </w:p>
     <w:p>
       <w:pPr>
-        <w:spacing w:after="40"/>
-      </w:pPr>
-    </w:p>
-    <w:p>
-      <w:pPr>
         <w:pStyle w:val="Heading3"/>
         <w:spacing w:after="120" w:before="300"/>
       </w:pPr>
@@ -28214,11 +28110,6 @@
     </w:p>
     <w:p>
       <w:pPr>
-        <w:spacing w:after="40"/>
-      </w:pPr>
-    </w:p>
-    <w:p>
-      <w:pPr>
         <w:pStyle w:val="Heading3"/>
         <w:spacing w:after="120" w:before="300"/>
       </w:pPr>
@@ -28336,11 +28227,6 @@
     </w:p>
     <w:p>
       <w:pPr>
-        <w:spacing w:after="40"/>
-      </w:pPr>
-    </w:p>
-    <w:p>
-      <w:pPr>
         <w:pStyle w:val="Heading3"/>
         <w:spacing w:after="120" w:before="300"/>
       </w:pPr>
@@ -28404,11 +28290,6 @@
     </w:p>
     <w:p>
       <w:pPr>
-        <w:spacing w:after="40"/>
-      </w:pPr>
-    </w:p>
-    <w:p>
-      <w:pPr>
         <w:pStyle w:val="Heading3"/>
         <w:spacing w:after="120" w:before="300"/>
       </w:pPr>
@@ -28436,11 +28317,6 @@
     </w:p>
     <w:p>
       <w:pPr>
-        <w:spacing w:after="40"/>
-      </w:pPr>
-    </w:p>
-    <w:p>
-      <w:pPr>
         <w:pStyle w:val="Heading2"/>
         <w:spacing w:after="120" w:before="300"/>
       </w:pPr>
@@ -28612,17 +28488,17 @@
     </w:p>
     <w:p>
       <w:pPr>
-        <w:spacing w:after="40"/>
-      </w:pPr>
-    </w:p>
-    <w:p>
-      <w:pPr>
         <w:pStyle w:val="Heading2"/>
         <w:spacing w:after="120" w:before="300"/>
       </w:pPr>
       <w:r>
         <w:t xml:space="preserve">14.3 npm Scripts</w:t>
       </w:r>
+    </w:p>
+    <w:p>
+      <w:pPr>
+        <w:spacing w:after="40"/>
+      </w:pPr>
     </w:p>
     <w:tbl>
       <w:tblPr>
@@ -29062,6 +28938,39 @@
     </w:p>
     <w:p>
       <w:pPr>
+        <w:spacing w:after="100"/>
+      </w:pPr>
+      <w:r>
+        <w:rPr>
+          <w:rFonts w:ascii="Aptos" w:cs="Aptos" w:eastAsia="Aptos" w:hAnsi="Aptos"/>
+          <w:i/>
+          <w:iCs/>
+          <w:sz w:val="22"/>
+          <w:szCs w:val="22"/>
+        </w:rPr>
+        <w:t xml:space="preserve">— End of Document —</w:t>
+      </w:r>
+    </w:p>
+    <w:p>
+      <w:pPr>
+        <w:spacing w:after="100"/>
+      </w:pPr>
+      <w:r>
+        <w:rPr>
+          <w:rFonts w:ascii="Aptos" w:cs="Aptos" w:eastAsia="Aptos" w:hAnsi="Aptos"/>
+          <w:sz w:val="22"/>
+          <w:szCs w:val="22"/>
+        </w:rPr>
+        <w:t xml:space="preserve">Thina CRM System Specification v1.0.1 • Generated 20 April 2026</w:t>
+      </w:r>
+    </w:p>
+    <w:p>
+      <w:pPr>
+        <w:spacing w:after="40"/>
+      </w:pPr>
+    </w:p>
+    <w:p>
+      <w:pPr>
         <w:spacing w:after="40"/>
       </w:pPr>
     </w:p>
@@ -29094,7 +29003,7 @@
           <w:sz w:val="18"/>
           <w:szCs w:val="18"/>
         </w:rPr>
-        <w:t xml:space="preserve">Thina CRM System Specification v1.0.1 • Generated 20 April 2026</w:t>
+        <w:t xml:space="preserve">Thina CRM v1.0.1 • Generated 20 April 2026</w:t>
       </w:r>
     </w:p>
     <w:sectPr>
@@ -29221,7 +29130,7 @@
         <w:sz w:val="16"/>
         <w:szCs w:val="16"/>
       </w:rPr>
-      <w:t xml:space="preserve">Thina CRM — System Specification v1.0.1</w:t>
+      <w:t xml:space="preserve">Thina CRM — Thina CRM System Specification v1.0.1</w:t>
     </w:r>
   </w:p>
 </w:hdr>
